--- a/Como gerar relatório - planilha de títulos atrasados para o ConversaAI.docx
+++ b/Como gerar relatório - planilha de títulos atrasados para o ConversaAI.docx
@@ -4,20 +4,32 @@
   <w:body>
     <w:p>
       <w:pPr>
-        <w:spacing w:after="160" w:lineRule="auto"/>
-        <w:rPr/>
-      </w:pPr>
-      <w:r>
-        <w:rPr>
-          <w:rtl w:val="0"/>
-        </w:rPr>
-        <w:t xml:space="preserve">Como gerar relatório de títulos atrasados:</w:t>
-        <w:br w:type="textWrapping"/>
-        <w:br w:type="textWrapping"/>
+        <w:pStyle w:val="Heading1"/>
+        <w:spacing w:after="160" w:lineRule="auto"/>
+        <w:rPr/>
+      </w:pPr>
+      <w:bookmarkStart w:colFirst="0" w:colLast="0" w:name="_svcla3ugnoj2" w:id="0"/>
+      <w:bookmarkEnd w:id="0"/>
+      <w:r>
+        <w:rPr>
+          <w:rtl w:val="0"/>
+        </w:rPr>
+        <w:t xml:space="preserve">Como gerar relatório de títulos atrasados no SGP:</w:t>
+      </w:r>
+    </w:p>
+    <w:p>
+      <w:pPr>
+        <w:spacing w:after="160" w:lineRule="auto"/>
+        <w:rPr/>
+      </w:pPr>
+      <w:r>
+        <w:rPr>
+          <w:rtl w:val="0"/>
+        </w:rPr>
         <w:t xml:space="preserve">Primeiro vá numa IA e pergunte qual o intervalo exato de datas, a partir do dia de hoje, entre 5 anos e 90 dias atrás.</w:t>
         <w:br w:type="textWrapping"/>
         <w:br w:type="textWrapping"/>
-        <w:t xml:space="preserve"> Depois com as datas em mãos, vai no SGP</w:t>
+        <w:t xml:space="preserve"> Depois com as datas em mãos, vai no SGP:</w:t>
       </w:r>
     </w:p>
     <w:p>
@@ -39,9 +51,16 @@
       </w:pPr>
       <w:r>
         <w:rPr>
+          <w:b w:val="1"/>
+          <w:bCs w:val="1"/>
           <w:rtl w:val="0"/>
         </w:rPr>
         <w:t xml:space="preserve">Relatório &gt; Financeiro &gt; Títulos &gt; Em atraso</w:t>
+      </w:r>
+      <w:r>
+        <w:rPr>
+          <w:rtl w:val="0"/>
+        </w:rPr>
         <w:br w:type="textWrapping"/>
         <w:br w:type="textWrapping"/>
       </w:r>
@@ -51,12 +70,12 @@
           <wp:inline distB="114300" distT="114300" distL="114300" distR="114300">
             <wp:extent cx="8439150" cy="3248025"/>
             <wp:effectExtent b="0" l="0" r="0" t="0"/>
-            <wp:docPr id="3" name="image1.png"/>
+            <wp:docPr id="3" name="image3.png"/>
             <a:graphic>
               <a:graphicData uri="http://schemas.openxmlformats.org/drawingml/2006/picture">
                 <pic:pic>
                   <pic:nvPicPr>
-                    <pic:cNvPr id="0" name="image1.png"/>
+                    <pic:cNvPr id="0" name="image3.png"/>
                     <pic:cNvPicPr preferRelativeResize="0"/>
                   </pic:nvPicPr>
                   <pic:blipFill>
@@ -105,9 +124,16 @@
       </w:pPr>
       <w:r>
         <w:rPr>
-          <w:rtl w:val="0"/>
-        </w:rPr>
-        <w:t xml:space="preserve">Depois preencha com a data inicial e data final que pegamos.</w:t>
+          <w:b w:val="1"/>
+          <w:bCs w:val="1"/>
+          <w:rtl w:val="0"/>
+        </w:rPr>
+        <w:t xml:space="preserve">Depois preencha com a data inicial e data final que pegou.</w:t>
+      </w:r>
+      <w:r>
+        <w:rPr>
+          <w:rtl w:val="0"/>
+        </w:rPr>
         <w:br w:type="textWrapping"/>
       </w:r>
       <w:r>
@@ -116,12 +142,12 @@
           <wp:inline distB="114300" distT="114300" distL="114300" distR="114300">
             <wp:extent cx="8439150" cy="5038725"/>
             <wp:effectExtent b="0" l="0" r="0" t="0"/>
-            <wp:docPr id="1" name="image2.png"/>
+            <wp:docPr id="1" name="image1.png"/>
             <a:graphic>
               <a:graphicData uri="http://schemas.openxmlformats.org/drawingml/2006/picture">
                 <pic:pic>
                   <pic:nvPicPr>
-                    <pic:cNvPr id="0" name="image2.png"/>
+                    <pic:cNvPr id="0" name="image1.png"/>
                     <pic:cNvPicPr preferRelativeResize="0"/>
                   </pic:nvPicPr>
                   <pic:blipFill>
@@ -193,12 +219,12 @@
           <wp:inline distB="114300" distT="114300" distL="114300" distR="114300">
             <wp:extent cx="8439150" cy="4324350"/>
             <wp:effectExtent b="0" l="0" r="0" t="0"/>
-            <wp:docPr id="2" name="image3.png"/>
+            <wp:docPr id="2" name="image2.png"/>
             <a:graphic>
               <a:graphicData uri="http://schemas.openxmlformats.org/drawingml/2006/picture">
                 <pic:pic>
                   <pic:nvPicPr>
-                    <pic:cNvPr id="0" name="image3.png"/>
+                    <pic:cNvPr id="0" name="image2.png"/>
                     <pic:cNvPicPr preferRelativeResize="0"/>
                   </pic:nvPicPr>
                   <pic:blipFill>
